--- a/AI-Marketing-Diagnostic-RNLMKT-DE.docx
+++ b/AI-Marketing-Diagnostic-RNLMKT-DE.docx
@@ -86,7 +86,7 @@
           <w:sz w:val="20"/>
           <w:szCs w:val="20"/>
         </w:rPr>
-        <w:t xml:space="preserve">So arbeitet KI wirklich (und wirklich nicht) in Ihrem Marketingteam. Diese fünfminütige Bestandsaufnahme schafft Klarheit darüber, wo Sie stehen: welche Tools Ihr Team nutzt, was dabei entsteht und wer für das Ergebnis verantwortlich ist.</w:t>
+        <w:t xml:space="preserve">So funktioniert KI wirklich (oder nicht) in Ihrem Marketingteam. Diese fünf Minuten dauernde Bestandsaufnahme schafft Klarheit darüber wo Sie stehen, welche Tools Ihr Team nutzt, was dabei entsteht und wer für das Ergebnis verantwortlich bleibt.</w:t>
       </w:r>
     </w:p>
     <w:p>
@@ -150,7 +150,7 @@
                 <w:sz w:val="19"/>
                 <w:szCs w:val="19"/>
               </w:rPr>
-              <w:t xml:space="preserve">Seit Februar 2025 wird von europäischen Organisationen erwartet, dass sie ihre Mitarbeitenden im guten Umgang mit KI schulen. Seit August 2026 müssen KI-erzeugte Inhalte und KI-Assistenten als solche erkennbar sein. Beides ist wenig aufwendig und gehört inzwischen einfach zu sauberem Marketing.</w:t>
+              <w:t xml:space="preserve">Seit Februar 2025 wird von europäischen Organisationen gefordert, dass sie ihre Mitarbeitenden im guten Umgang mit KI schulen. Seit August 2026 müssen KI-erzeugte Inhalte und KI-Assistenten als solche erkennbar sein. Beides ist wenig aufwendig und gehört inzwischen einfach zu sauberem Marketing.</w:t>
             </w:r>
           </w:p>
         </w:tc>
@@ -181,7 +181,7 @@
           <w:sz w:val="19"/>
           <w:szCs w:val="19"/>
         </w:rPr>
-        <w:t xml:space="preserve">Wählen Sie die Antwort, die der Realität Ihres Teams am nächsten kommt — ehrliche Antworten machen das Ergebnis brauchbar.</w:t>
+        <w:t xml:space="preserve">Wählen Sie die Antwort, die der Realität Ihres Teams am nächsten kommt — nur ehrliche Antworten machen das Ergebnis brauchbar.</w:t>
       </w:r>
     </w:p>
     <w:p>
@@ -1233,7 +1233,7 @@
                       <w:sz w:val="17"/>
                       <w:szCs w:val="17"/>
                     </w:rPr>
-                    <w:t xml:space="preserve">Ihr Logo auf einem KI-Assistenten verändert Ihre Rolle: Sie sind nicht länger Kunde des Tools, sondern diejenigen, die dafür geradestehen. Besser vor dem Start zu wissen als danach — die KI-Verordnung sieht Sie als Anbieter (Artikel 3 Nummer 3), nicht bloß als Betreiber.</w:t>
+                    <w:t xml:space="preserve">Ihr Logo auf einem KI-Assistenten verändert Ihre Rolle: Sie sind nicht länger Kunde des Tools, sondern diejenigen, die dafür geradesteht. Besser vor dem Start zu wissen als danach — die KI-Verordnung sieht Sie als Anbieter (Artikel 3 Nummer 3), nicht bloß als Betreiber.</w:t>
                   </w:r>
                 </w:p>
               </w:tc>
@@ -1362,7 +1362,7 @@
                       <w:sz w:val="21"/>
                       <w:szCs w:val="21"/>
                     </w:rPr>
-                    <w:t xml:space="preserve">Erfahren Menschen, dass sie mit KI sprechen, wenn sie Ihren Chatbot, Assistenten oder Sprachagenten nutzen?</w:t>
+                    <w:t xml:space="preserve">Erfahren Menschen, dass sie mit KI sprechen, wenn sie Ihren Chatbot, Assistenten oder KI Sprachunterstützung nutzen?</w:t>
                   </w:r>
                 </w:p>
               </w:tc>
@@ -1769,7 +1769,7 @@
                       <w:sz w:val="17"/>
                       <w:szCs w:val="17"/>
                     </w:rPr>
-                    <w:t xml:space="preserve">Es zu sagen kostet nichts und schützt Vertrauen: Menschen stört Täuschung weit mehr als der Bot selbst. Die KI-Verordnung verlangt es ebenfalls, bei der ersten Interaktion und nicht erst auf Nachfrage (Artikel 50).</w:t>
+                    <w:t xml:space="preserve">Es zu bemerken gibt kein Aufwand und schützt Vertrauen: Menschen stört Täuschung weit mehr als der Bot selbst. Die KI-Verordnung verlangt es ebenfalls, bei der ersten Interaktion und nicht erst auf Nachfrage (Artikel 50).</w:t>
                   </w:r>
                 </w:p>
               </w:tc>
@@ -2841,7 +2841,7 @@
                       <w:sz w:val="17"/>
                       <w:szCs w:val="17"/>
                     </w:rPr>
-                    <w:t xml:space="preserve">Die wertvollste Gewohnheit auf dieser Seite. Eine benannte Person, die alles vor der Veröffentlichung liest, schützt Ihre Markenstimme, Ihre Fakten und Ihren Ruf — und nach der KI-Verordnung entfällt damit auch die Offenlegungspflicht für KI-geschriebene Texte (Artikel 50).</w:t>
+                    <w:t xml:space="preserve">Eine benannte Person, die alles vor der Veröffentlichung liest, schützt Ihre Markenstimme, Ihre Fakten und Ihren Ruf — und nach der KI-Verordnung entfällt damit auch die Offenlegungspflicht für KI-geschriebene Texte (Artikel 50).</w:t>
                   </w:r>
                 </w:p>
               </w:tc>
@@ -4042,7 +4042,7 @@
                       <w:sz w:val="21"/>
                       <w:szCs w:val="21"/>
                     </w:rPr>
-                    <w:t xml:space="preserve">Setzt Ihr Targeting je an der Verletzlichkeit einer Person an — Alter, Behinderung oder finanzieller Druck?</w:t>
+                    <w:t xml:space="preserve">Setzt Ihr Zielsetzung je an der Verletzlichkeit einer Person an (Alter, Behinderung oder finanzieller Druck)?</w:t>
                   </w:r>
                 </w:p>
               </w:tc>
@@ -4151,7 +4151,7 @@
                       <w:sz w:val="19"/>
                       <w:szCs w:val="19"/>
                     </w:rPr>
-                    <w:t xml:space="preserve">Nein, und unsere Targeting-Regeln sind schriftlich festgehalten</w:t>
+                    <w:t xml:space="preserve">Nein, und unsere Zielsetzung-Regeln sind schriftlich festgehalten</w:t>
                   </w:r>
                 </w:p>
               </w:tc>
@@ -4449,7 +4449,7 @@
                       <w:sz w:val="17"/>
                       <w:szCs w:val="17"/>
                     </w:rPr>
-                    <w:t xml:space="preserve">Gewöhnliche Werbung ist ausdrücklich zulässig — die KI-Verordnung sagt das wörtlich (Erwägungsgrund 29). Die Grenze verläuft bei Targeting, das auf die Verletzlichkeit einer Person hin gebaut ist, und es lohnt sich, zeigen zu können, auf welcher Seite Sie stehen.</w:t>
+                    <w:t xml:space="preserve">Gewöhnliche Werbung ist ausdrücklich zulässig — die KI-Verordnung sagt das wörtlich (Erwägungsgrund 29). Die Grenze verläuft bei Zielsetzung, das auf die Verletzlichkeit einer Person hin gebaut ist, und es lohnt sich, zeigen zu können, auf welcher Seite Sie stehen.</w:t>
                   </w:r>
                 </w:p>
               </w:tc>
@@ -4985,7 +4985,7 @@
                       <w:sz w:val="17"/>
                       <w:szCs w:val="17"/>
                     </w:rPr>
-                    <w:t xml:space="preserve">Dies sind die beiden Bereiche, in denen alltägliche Marketingarbeit nach der KI-Verordnung schwerere Pflichten auslöst (Anhang III): kompetente menschliche Aufsicht, Protokollierung und die Information der Betroffenen, dass ein System auf sie angewandt wurde. Ein Gespräch, das besser vor der nächsten Kampagne stattfindet als während.</w:t>
+                    <w:t xml:space="preserve">Dies sind die beiden Bereiche, in denen alltägliche Marketingarbeit nach der KI-Verordnung schwerere Pflichten auslöst (Anhang III): kompetente menschliche Aufsicht, Protokollierung und die Information der Betroffenen, dass ein System auf sie angewandt wurde. Ein Gespräch, das besser bevor der nächsten Kampagne stattfindet als während.</w:t>
                   </w:r>
                 </w:p>
               </w:tc>
@@ -5785,7 +5785,7 @@
                 <w:sz w:val="19"/>
                 <w:szCs w:val="19"/>
               </w:rPr>
-              <w:t xml:space="preserve">Dies ist die Kurzfassung der Diagnose, die ich mit Kundinnen und Kunden durchgehe. Vereinbaren Sie ein kostenloses 30-Minuten-Gespräch für den tieferen Audit zu Tooling, Content-Governance und Datenverarbeitung. Am Ende des Gesprächs bleibt Ihnen der fertige Audit.</w:t>
+              <w:t xml:space="preserve">Dies ist die Kurzfassung der Diagnose, die ich mit Kundinnen und Kunden erfasse. Vereinbaren Sie ein kostenloses 30-Minuten-Gespräch für den tieferen Audit zu Tooling, Content-Governance und Datenverarbeitung. Am Ende des Gesprächs bleibt Ihnen der fertige Audit.</w:t>
             </w:r>
           </w:p>
           <w:p>

--- a/AI-Marketing-Diagnostic-RNLMKT-DE.docx
+++ b/AI-Marketing-Diagnostic-RNLMKT-DE.docx
@@ -1233,7 +1233,7 @@
                       <w:sz w:val="17"/>
                       <w:szCs w:val="17"/>
                     </w:rPr>
-                    <w:t xml:space="preserve">Ihr Logo auf einem KI-Assistenten verändert Ihre Rolle: Sie sind nicht länger Kunde des Tools, sondern diejenigen, die dafür geradesteht. Besser vor dem Start zu wissen als danach — die KI-Verordnung sieht Sie als Anbieter (Artikel 3 Nummer 3), nicht bloß als Betreiber.</w:t>
+                    <w:t xml:space="preserve">Ihr Logo auf einem KI-Assistenten verändert Ihre Rolle: Sie sind nicht länger Kunde des Tools, sondern diejenigen, die dafür geradestehen. Besser vor dem Start zu wissen als danach — die KI-Verordnung sieht Sie als Anbieter (Artikel 3 Nummer 3), nicht bloß als Betreiber.</w:t>
                   </w:r>
                 </w:p>
               </w:tc>
@@ -1769,7 +1769,7 @@
                       <w:sz w:val="17"/>
                       <w:szCs w:val="17"/>
                     </w:rPr>
-                    <w:t xml:space="preserve">Es zu bemerken gibt kein Aufwand und schützt Vertrauen: Menschen stört Täuschung weit mehr als der Bot selbst. Die KI-Verordnung verlangt es ebenfalls, bei der ersten Interaktion und nicht erst auf Nachfrage (Artikel 50).</w:t>
+                    <w:t xml:space="preserve">Es zu bemerken ist kein Aufwand und schützt Vertrauen: Menschen stört Täuschung weit mehr als der Bot selbst. Die KI-Verordnung verlangt es ebenfalls, bei der ersten Interaktion und nicht erst auf Nachfrage (Artikel 50).</w:t>
                   </w:r>
                 </w:p>
               </w:tc>
@@ -4042,7 +4042,7 @@
                       <w:sz w:val="21"/>
                       <w:szCs w:val="21"/>
                     </w:rPr>
-                    <w:t xml:space="preserve">Setzt Ihr Zielsetzung je an der Verletzlichkeit einer Person an (Alter, Behinderung oder finanzieller Druck)?</w:t>
+                    <w:t xml:space="preserve">Setzt Ihre Zielsetzung je an der Verletzlichkeit einer Person an (Alter, Behinderung oder finanzieller Druck)?</w:t>
                   </w:r>
                 </w:p>
               </w:tc>
@@ -4985,7 +4985,7 @@
                       <w:sz w:val="17"/>
                       <w:szCs w:val="17"/>
                     </w:rPr>
-                    <w:t xml:space="preserve">Dies sind die beiden Bereiche, in denen alltägliche Marketingarbeit nach der KI-Verordnung schwerere Pflichten auslöst (Anhang III): kompetente menschliche Aufsicht, Protokollierung und die Information der Betroffenen, dass ein System auf sie angewandt wurde. Ein Gespräch, das besser bevor der nächsten Kampagne stattfindet als während.</w:t>
+                    <w:t xml:space="preserve">Dies sind die beiden Bereiche, in denen alltägliche Marketingarbeit nach der KI-Verordnung schwerere Pflichten auslöst (Anhang III): kompetente menschliche Aufsicht, Protokollierung und die Information der Betroffenen, dass ein System auf sie angewandt wurde. Ein Gespräch, das besser vor der nächsten Kampagne stattfindet als während.</w:t>
                   </w:r>
                 </w:p>
               </w:tc>
